--- a/_site/operating-system/2021-10-21-usando-apk-en-windown-11/index.docx
+++ b/_site/operating-system/2021-10-21-usando-apk-en-windown-11/index.docx
@@ -50,7 +50,7 @@
         <w:pStyle w:val="Heading1"/>
       </w:pPr>
       <w:r>
-        <w:t xml:space="preserve">Cómo usar APK en Windows 11 una guía paso a paso: Aprende a instalar y ejecutar aplicaciones de Android en tu PC con Windows 11</w:t>
+        <w:t xml:space="preserve">Instalar y usar APK en Windows 11</w:t>
       </w:r>
     </w:p>
     <w:p>
@@ -199,7 +199,15 @@
     </w:p>
     <w:p>
       <w:pPr>
-        <w:pStyle w:val="FirstParagraph"/>
+        <w:pStyle w:val="AbstractFirstParagraph"/>
+      </w:pPr>
+      <w:r>
+        <w:t xml:space="preserve">Este abstract será actualizado una vez que se complete el contenido final del artículo.</w:t>
+      </w:r>
+    </w:p>
+    <w:p>
+      <w:pPr>
+        <w:pStyle w:val="BodyText"/>
       </w:pPr>
       <w:r>
         <w:rPr>
@@ -224,7 +232,7 @@
         <w:pStyle w:val="Heading1"/>
       </w:pPr>
       <w:r>
-        <w:t xml:space="preserve">Cómo usar APK en Windows 11 una guía paso a paso: Aprende a instalar y ejecutar aplicaciones de Android en tu PC con Windows 11</w:t>
+        <w:t xml:space="preserve">Instalar y usar APK en Windows 11</w:t>
       </w:r>
     </w:p>
     <w:bookmarkEnd w:id="26"/>
@@ -1094,7 +1102,7 @@
     </w:p>
     <w:bookmarkEnd w:id="32"/>
     <w:bookmarkEnd w:id="33"/>
-    <w:bookmarkStart w:id="66" w:name="publicaciones-similares"/>
+    <w:bookmarkStart w:id="68" w:name="publicaciones-similares"/>
     <w:p>
       <w:pPr>
         <w:pStyle w:val="Heading1"/>
@@ -1449,13 +1457,34 @@
     </w:p>
     <w:p>
       <w:pPr>
+        <w:pStyle w:val="Compact"/>
+        <w:numPr>
+          <w:ilvl w:val="0"/>
+          <w:numId w:val="1005"/>
+        </w:numPr>
+      </w:pPr>
+      <w:hyperlink r:id="rId66"/>
+      <w:r>
+        <w:t xml:space="preserve"> </w:t>
+      </w:r>
+      <w:hyperlink r:id="rId67">
+        <w:r>
+          <w:rPr>
+            <w:rStyle w:val="Hyperlink"/>
+          </w:rPr>
+          <w:t xml:space="preserve">Gestiona Tus Dotfiles Con Gnu Stow</w:t>
+        </w:r>
+      </w:hyperlink>
+    </w:p>
+    <w:p>
+      <w:pPr>
         <w:pStyle w:val="FirstParagraph"/>
       </w:pPr>
       <w:r>
         <w:t xml:space="preserve">Esperamos que encuentres estas publicaciones igualmente interesantes y útiles. ¡Disfruta de la lectura!</w:t>
       </w:r>
     </w:p>
-    <w:bookmarkEnd w:id="66"/>
+    <w:bookmarkEnd w:id="68"/>
     <w:sectPr>
       <w:headerReference r:id="rId9" w:type="even"/>
       <w:headerReference r:id="rId11" w:type="default"/>
